--- a/python/4. 시퀀스 메서드와 복사.docx
+++ b/python/4. 시퀀스 메서드와 복사.docx
@@ -515,13 +515,44 @@
     </w:p>
     <w:p>
       <w:pPr>
+        <w:rPr>
+          <w:rFonts w:ascii="굴림" w:eastAsia="굴림" w:hAnsi="굴림" w:hint="eastAsia"/>
+          <w:sz w:val="20"/>
+          <w:szCs w:val="20"/>
+        </w:rPr>
+      </w:pPr>
+    </w:p>
+    <w:p>
+      <w:pPr>
+        <w:pStyle w:val="a6"/>
+        <w:numPr>
+          <w:ilvl w:val="0"/>
+          <w:numId w:val="5"/>
+        </w:numPr>
+        <w:rPr>
+          <w:rFonts w:ascii="굴림" w:eastAsia="굴림" w:hAnsi="굴림"/>
+          <w:sz w:val="20"/>
+          <w:szCs w:val="20"/>
+        </w:rPr>
+      </w:pPr>
+      <w:r>
+        <w:rPr>
+          <w:rFonts w:ascii="굴림" w:eastAsia="굴림" w:hAnsi="굴림" w:hint="eastAsia"/>
+          <w:sz w:val="20"/>
+          <w:szCs w:val="20"/>
+        </w:rPr>
+        <w:t>시퀀스 구조의 메서드</w:t>
+      </w:r>
+    </w:p>
+    <w:p>
+      <w:pPr>
         <w:pStyle w:val="a6"/>
         <w:numPr>
           <w:ilvl w:val="1"/>
           <w:numId w:val="5"/>
         </w:numPr>
         <w:rPr>
-          <w:rFonts w:ascii="굴림" w:eastAsia="굴림" w:hAnsi="굴림"/>
+          <w:rFonts w:ascii="굴림" w:eastAsia="굴림" w:hAnsi="굴림" w:hint="eastAsia"/>
           <w:sz w:val="20"/>
           <w:szCs w:val="20"/>
         </w:rPr>
@@ -2775,6 +2806,7 @@
           <w:sz w:val="20"/>
           <w:szCs w:val="20"/>
         </w:rPr>
+        <w:lastRenderedPageBreak/>
         <w:drawing>
           <wp:anchor distT="0" distB="0" distL="114300" distR="114300" simplePos="0" relativeHeight="251659264" behindDoc="0" locked="0" layoutInCell="1" allowOverlap="1" wp14:anchorId="169D7C31" wp14:editId="4257DFF0">
             <wp:simplePos x="0" y="0"/>
@@ -2958,7 +2990,6 @@
           <w:sz w:val="20"/>
           <w:szCs w:val="20"/>
         </w:rPr>
-        <w:lastRenderedPageBreak/>
         <w:t>가변의 경우 a</w:t>
       </w:r>
       <w:r>
